--- a/deliverables/CodeStepByStep_Screenshots.docx
+++ b/deliverables/CodeStepByStep_Screenshots.docx
@@ -85,7 +85,7 @@
         <w:rPr>
           <w:sz w:val="24"/>
         </w:rPr>
-        <w:t>[Date]   (generated September 30, 2026)</w:t>
+        <w:t>[Date]</w:t>
       </w:r>
     </w:p>
     <w:p>
